--- a/project/Roles.md.docx
+++ b/project/Roles.md.docx
@@ -16,11 +16,31 @@
           <w:rFonts w:ascii="Helvetica" w:hAnsi="Helvetica" w:cs="Helvetica"/>
         </w:rPr>
       </w:pPr>
-      <w:r>
-        <w:rPr>
-          <w:rFonts w:ascii="Helvetica" w:hAnsi="Helvetica" w:cs="Helvetica"/>
-        </w:rPr>
-        <w:t xml:space="preserve">Lead: Home page (html + </w:t>
+      <w:proofErr w:type="gramStart"/>
+      <w:r>
+        <w:rPr>
+          <w:rFonts w:ascii="Helvetica" w:hAnsi="Helvetica" w:cs="Helvetica"/>
+        </w:rPr>
+        <w:t>Lead</w:t>
+      </w:r>
+      <w:r>
+        <w:rPr>
+          <w:rFonts w:ascii="Helvetica" w:hAnsi="Helvetica" w:cs="Helvetica"/>
+        </w:rPr>
+        <w:t>(</w:t>
+      </w:r>
+      <w:proofErr w:type="gramEnd"/>
+      <w:r>
+        <w:rPr>
+          <w:rFonts w:ascii="Helvetica" w:hAnsi="Helvetica" w:cs="Helvetica"/>
+        </w:rPr>
+        <w:t>Blake)</w:t>
+      </w:r>
+      <w:r>
+        <w:rPr>
+          <w:rFonts w:ascii="Helvetica" w:hAnsi="Helvetica" w:cs="Helvetica"/>
+        </w:rPr>
+        <w:t xml:space="preserve">: Home page (html + </w:t>
       </w:r>
       <w:proofErr w:type="spellStart"/>
       <w:r>
@@ -61,7 +81,25 @@
         <w:rPr>
           <w:rFonts w:ascii="Helvetica" w:hAnsi="Helvetica" w:cs="Helvetica"/>
         </w:rPr>
-        <w:t xml:space="preserve">Junior A: Terminology (html + </w:t>
+        <w:t>Junior A</w:t>
+      </w:r>
+      <w:r>
+        <w:rPr>
+          <w:rFonts w:ascii="Helvetica" w:hAnsi="Helvetica" w:cs="Helvetica"/>
+        </w:rPr>
+        <w:t>(</w:t>
+      </w:r>
+      <w:r>
+        <w:rPr>
+          <w:rFonts w:ascii="Helvetica" w:hAnsi="Helvetica" w:cs="Helvetica"/>
+        </w:rPr>
+        <w:t>Grant)</w:t>
+      </w:r>
+      <w:r>
+        <w:rPr>
+          <w:rFonts w:ascii="Helvetica" w:hAnsi="Helvetica" w:cs="Helvetica"/>
+        </w:rPr>
+        <w:t xml:space="preserve">: Terminology (html + </w:t>
       </w:r>
       <w:proofErr w:type="spellStart"/>
       <w:r>
@@ -116,21 +154,31 @@
         <w:rPr>
           <w:rFonts w:ascii="Helvetica" w:hAnsi="Helvetica" w:cs="Helvetica"/>
         </w:rPr>
-        <w:t xml:space="preserve">Junior </w:t>
-      </w:r>
-      <w:proofErr w:type="gramStart"/>
-      <w:r>
-        <w:rPr>
-          <w:rFonts w:ascii="Helvetica" w:hAnsi="Helvetica" w:cs="Helvetica"/>
-        </w:rPr>
-        <w:t>B:Tax</w:t>
-      </w:r>
-      <w:proofErr w:type="gramEnd"/>
-      <w:r>
-        <w:rPr>
-          <w:rFonts w:ascii="Helvetica" w:hAnsi="Helvetica" w:cs="Helvetica"/>
-        </w:rPr>
-        <w:t xml:space="preserve"> Equation page (html + </w:t>
+        <w:t>Junior B</w:t>
+      </w:r>
+      <w:r>
+        <w:rPr>
+          <w:rFonts w:ascii="Helvetica" w:hAnsi="Helvetica" w:cs="Helvetica"/>
+        </w:rPr>
+        <w:t xml:space="preserve"> (Clark)</w:t>
+      </w:r>
+      <w:r>
+        <w:rPr>
+          <w:rFonts w:ascii="Helvetica" w:hAnsi="Helvetica" w:cs="Helvetica"/>
+        </w:rPr>
+        <w:t>:</w:t>
+      </w:r>
+      <w:r>
+        <w:rPr>
+          <w:rFonts w:ascii="Helvetica" w:hAnsi="Helvetica" w:cs="Helvetica"/>
+        </w:rPr>
+        <w:t xml:space="preserve"> </w:t>
+      </w:r>
+      <w:r>
+        <w:rPr>
+          <w:rFonts w:ascii="Helvetica" w:hAnsi="Helvetica" w:cs="Helvetica"/>
+        </w:rPr>
+        <w:t xml:space="preserve">Tax Equation page (html + </w:t>
       </w:r>
       <w:proofErr w:type="spellStart"/>
       <w:r>
